--- a/docs/KARTA_CAM_Shree_Metalcast_Industries_Pvt._Ltd._20260327.docx
+++ b/docs/KARTA_CAM_Shree_Metalcast_Industries_Pvt._Ltd._20260327.docx
@@ -567,7 +567,7 @@
         <w:pStyle w:val="Heading2"/>
       </w:pPr>
       <w:r>
-        <w:t>Recommended loan amount: INR 5,144.</w:t>
+        <w:t>Recommended loan amount: INR 5,143.</w:t>
       </w:r>
     </w:p>
     <w:p>
@@ -871,7 +871,7 @@
           </w:tcPr>
           <w:p>
             <w:r>
-              <w:t>12345.0</w:t>
+              <w:t>12343.0</w:t>
             </w:r>
           </w:p>
         </w:tc>
@@ -891,7 +891,7 @@
           </w:tcPr>
           <w:p>
             <w:r>
-              <w:t>12345.0</w:t>
+              <w:t>12343.0</w:t>
             </w:r>
           </w:p>
         </w:tc>
